--- a/Salary_Negotiator_User_Guide.docx
+++ b/Salary_Negotiator_User_Guide.docx
@@ -599,7 +599,39 @@
         <w:t xml:space="preserve"> </w:t>
       </w:r>
       <w:r>
-        <w:t xml:space="preserve">— real, current compensation research for the role, seniority level, and location, sourced from actual places (levels.fyi, Glassdoor, Payscale, BLS data, comparable disclosed postings). Never a guessed number presented as if it were sourced.</w:t>
+        <w:t xml:space="preserve">— real, current compensation research for the role, seniority level, and location, following a specific source hierarchy rather than treating every site as equally reliable: the U.S. Bureau of Labor Statistics (bls.gov) and the current-year Robert Half Salary Guide are treated as</w:t>
+      </w:r>
+      <w:r>
+        <w:t xml:space="preserve"> </w:t>
+      </w:r>
+      <w:r>
+        <w:rPr>
+          <w:bCs/>
+          <w:b/>
+        </w:rPr>
+        <w:t xml:space="preserve">primary</w:t>
+      </w:r>
+      <w:r>
+        <w:t xml:space="preserve"> </w:t>
+      </w:r>
+      <w:r>
+        <w:t xml:space="preserve">sources when they cover the role, since both are methodologically transparent rather than purely self-reported. Salary.com, Payscale, SalaryExpert, and levels.fyi/Glassdoor are used as</w:t>
+      </w:r>
+      <w:r>
+        <w:t xml:space="preserve"> </w:t>
+      </w:r>
+      <w:r>
+        <w:rPr>
+          <w:bCs/>
+          <w:b/>
+        </w:rPr>
+        <w:t xml:space="preserve">secondary, directional</w:t>
+      </w:r>
+      <w:r>
+        <w:t xml:space="preserve"> </w:t>
+      </w:r>
+      <w:r>
+        <w:t xml:space="preserve">data points to build a range around those primary figures, not as the sole basis for a number. Comparable job postings with disclosed ranges (increasingly required by state pay-transparency laws) are checked too — often the single most negotiation-relevant data point, since they reflect actual budget for this exact role. The guide names which source each figure came from, and flags plainly if a range leans heavily on secondary sources because primary data wasn’t available for this role. Never a guessed number presented as if it were sourced.</w:t>
       </w:r>
     </w:p>
     <w:p>
@@ -1542,9 +1574,9 @@
       <w:keepNext/>
       <w:keepLines/>
       <w:spacing w:after="240" w:before="480"/>
+      <w:jc w:val="center"/>
     </w:pPr>
     <w:rPr>
-      <w:color w:val="0F2D3D"/>
       <w:rFonts w:asciiTheme="majorHAnsi" w:cstheme="majorBidi" w:eastAsiaTheme="majorEastAsia" w:hAnsiTheme="majorHAnsi"/>
       <w:b/>
       <w:bCs/>
@@ -1644,7 +1676,6 @@
       <w:outlineLvl w:val="0"/>
     </w:pPr>
     <w:rPr>
-      <w:color w:val="1B6FA8"/>
       <w:rFonts w:asciiTheme="majorHAnsi" w:cstheme="majorBidi" w:eastAsiaTheme="majorEastAsia" w:hAnsiTheme="majorHAnsi"/>
       <w:b/>
       <w:bCs/>
@@ -1667,7 +1698,6 @@
       <w:outlineLvl w:val="1"/>
     </w:pPr>
     <w:rPr>
-      <w:color w:val="1B6FA8"/>
       <w:rFonts w:asciiTheme="majorHAnsi" w:cstheme="majorBidi" w:eastAsiaTheme="majorEastAsia" w:hAnsiTheme="majorHAnsi"/>
       <w:b/>
       <w:bCs/>
@@ -1690,7 +1720,6 @@
       <w:outlineLvl w:val="2"/>
     </w:pPr>
     <w:rPr>
-      <w:color w:val="0F9B8E"/>
       <w:rFonts w:asciiTheme="majorHAnsi" w:cstheme="majorBidi" w:eastAsiaTheme="majorEastAsia" w:hAnsiTheme="majorHAnsi"/>
       <w:b/>
       <w:bCs/>
@@ -1855,14 +1884,6 @@
     <w:qFormat/>
     <w:tblPr>
       <w:tblInd w:type="dxa" w:w="0"/>
-      <w:tblBorders>
-        <w:top w:color="D7E0E5" w:space="0" w:sz="4" w:val="single"/>
-        <w:left w:color="D7E0E5" w:space="0" w:sz="4" w:val="single"/>
-        <w:bottom w:color="D7E0E5" w:space="0" w:sz="4" w:val="single"/>
-        <w:right w:color="D7E0E5" w:space="0" w:sz="4" w:val="single"/>
-        <w:insideH w:color="D7E0E5" w:space="0" w:sz="4" w:val="single"/>
-        <w:insideV w:color="D7E0E5" w:space="0" w:sz="4" w:val="single"/>
-      </w:tblBorders>
       <w:tblCellMar>
         <w:top w:type="dxa" w:w="0"/>
         <w:left w:type="dxa" w:w="108"/>
@@ -1878,12 +1899,7 @@
       <w:trPr>
         <w:jc w:val="left"/>
       </w:trPr>
-      <w:rPr>
-        <w:b/>
-        <w:color w:val="FFFFFF"/>
-      </w:rPr>
       <w:tcPr>
-        <w:shd w:color="auto" w:fill="0F2D3D" w:val="clear"/>
         <w:vAlign w:val="bottom"/>
         <w:tcBorders>
           <w:bottom w:val="single"/>

--- a/Salary_Negotiator_User_Guide.docx
+++ b/Salary_Negotiator_User_Guide.docx
@@ -71,13 +71,7 @@
         <w:pStyle w:val="BodyText"/>
       </w:pPr>
       <w:r>
-        <w:t xml:space="preserve">Created By: Tom Jackson</w:t>
-      </w:r>
-      <w:r>
-        <w:t xml:space="preserve"> </w:t>
-      </w:r>
-      <w:r>
-        <w:t xml:space="preserve">August 12, 2026</w:t>
+        <w:t xml:space="preserve">Created By: Tom Jackson August 12, 2026</w:t>
       </w:r>
     </w:p>
     <w:p>
@@ -184,7 +178,7 @@
               <w:jc w:val="left"/>
             </w:pPr>
             <w:r>
-              <w:t xml:space="preserve">Only needed if you choose the downloadable Word document output format.</w:t>
+              <w:t xml:space="preserve">Always needed — every guide now comes back as a downloadable Word document.</w:t>
             </w:r>
           </w:p>
         </w:tc>
@@ -205,10 +199,7 @@
         <w:pStyle w:val="FirstParagraph"/>
       </w:pPr>
       <w:r>
-        <w:t xml:space="preserve">This is Step 5 in the funnel, the direct sequel to Interview Prep Guide Builder’s Recruiter Screen mode. That mode coaches you to state a salary range</w:t>
-      </w:r>
-      <w:r>
-        <w:t xml:space="preserve"> </w:t>
+        <w:t xml:space="preserve">This is Step 5 in the funnel, the direct sequel to Interview Prep Guide Builder’s Recruiter Screen mode. That mode coaches you to state a salary range </w:t>
       </w:r>
       <w:r>
         <w:rPr>
@@ -218,28 +209,7 @@
         <w:t xml:space="preserve">before</w:t>
       </w:r>
       <w:r>
-        <w:t xml:space="preserve"> </w:t>
-      </w:r>
-      <w:r>
-        <w:t xml:space="preserve">an offer exists, explicitly framed as</w:t>
-      </w:r>
-      <w:r>
-        <w:t xml:space="preserve"> </w:t>
-      </w:r>
-      <w:r>
-        <w:t xml:space="preserve">“</w:t>
-      </w:r>
-      <w:r>
-        <w:t xml:space="preserve">not a negotiation yet.</w:t>
-      </w:r>
-      <w:r>
-        <w:t xml:space="preserve">”</w:t>
-      </w:r>
-      <w:r>
-        <w:t xml:space="preserve"> </w:t>
-      </w:r>
-      <w:r>
-        <w:t xml:space="preserve">This tool picks up once a real offer is actually on the table and it’s time to negotiate for real.</w:t>
+        <w:t xml:space="preserve"> an offer exists, explicitly framed as “not a negotiation yet.” This tool picks up once a real offer is actually on the table and it’s time to negotiate for real.</w:t>
       </w:r>
     </w:p>
     <w:bookmarkEnd w:id="22"/>
@@ -257,28 +227,7 @@
         <w:pStyle w:val="FirstParagraph"/>
       </w:pPr>
       <w:r>
-        <w:t xml:space="preserve">Every tool in this family has a</w:t>
-      </w:r>
-      <w:r>
-        <w:t xml:space="preserve"> </w:t>
-      </w:r>
-      <w:r>
-        <w:t xml:space="preserve">“</w:t>
-      </w:r>
-      <w:r>
-        <w:t xml:space="preserve">don’t fabricate</w:t>
-      </w:r>
-      <w:r>
-        <w:t xml:space="preserve">”</w:t>
-      </w:r>
-      <w:r>
-        <w:t xml:space="preserve"> </w:t>
-      </w:r>
-      <w:r>
-        <w:t xml:space="preserve">rule. This one is built around the sharpest version of it:</w:t>
-      </w:r>
-      <w:r>
-        <w:t xml:space="preserve"> </w:t>
+        <w:t xml:space="preserve">Every tool in this family has a “don’t fabricate” rule. This one is built around the sharpest version of it: </w:t>
       </w:r>
       <w:r>
         <w:rPr>
@@ -455,10 +404,7 @@
         <w:t xml:space="preserve">Your resume</w:t>
       </w:r>
       <w:r>
-        <w:t xml:space="preserve"> </w:t>
-      </w:r>
-      <w:r>
-        <w:t xml:space="preserve">— paste the full text, or attach the file directly when you paste the prompt into Claude instead. This is what the guide’s Differentiators section draws from — it’s the only source the tool is allowed to use when identifying qualifications that justify landing above the initial number.</w:t>
+        <w:t xml:space="preserve"> — paste the full text, or attach the file directly when you paste the prompt into Claude instead. This is what the guide’s Differentiators section draws from — it’s the only source the tool is allowed to use when identifying qualifications that justify landing above the initial number.</w:t>
       </w:r>
     </w:p>
     <w:bookmarkEnd w:id="25"/>
@@ -487,10 +433,7 @@
         <w:t xml:space="preserve">Paste or describe the offer so far</w:t>
       </w:r>
       <w:r>
-        <w:t xml:space="preserve"> </w:t>
-      </w:r>
-      <w:r>
-        <w:t xml:space="preserve">— whatever you actually have. Doesn’t need to be formatted; an email or a summary of a verbal offer is fine, and partial information is fine too. The more complete this is, the more precise the total-compensation translation can be, but the guide still produces useful research and differentiator sections even with nothing here yet.</w:t>
+        <w:t xml:space="preserve"> — whatever you actually have. Doesn’t need to be formatted; an email or a summary of a verbal offer is fine, and partial information is fine too. The more complete this is, the more precise the total-compensation translation can be, but the guide still produces useful research and differentiator sections even with nothing here yet.</w:t>
       </w:r>
     </w:p>
     <w:p>
@@ -509,10 +452,7 @@
         <w:t xml:space="preserve">Your target or walk-away number</w:t>
       </w:r>
       <w:r>
-        <w:t xml:space="preserve"> </w:t>
-      </w:r>
-      <w:r>
-        <w:t xml:space="preserve">(optional) — gives the guide something concrete to negotiate toward.</w:t>
+        <w:t xml:space="preserve"> (optional) — gives the guide something concrete to negotiate toward.</w:t>
       </w:r>
     </w:p>
     <w:p>
@@ -531,25 +471,7 @@
         <w:t xml:space="preserve">What matters most to you beyond salary</w:t>
       </w:r>
       <w:r>
-        <w:t xml:space="preserve"> </w:t>
-      </w:r>
-      <w:r>
-        <w:t xml:space="preserve">(optional) — e.g. </w:t>
-      </w:r>
-      <w:r>
-        <w:t xml:space="preserve">“</w:t>
-      </w:r>
-      <w:r>
-        <w:t xml:space="preserve">remote flexibility matters more to me than a few thousand more base.</w:t>
-      </w:r>
-      <w:r>
-        <w:t xml:space="preserve">”</w:t>
-      </w:r>
-      <w:r>
-        <w:t xml:space="preserve"> </w:t>
-      </w:r>
-      <w:r>
-        <w:t xml:space="preserve">This directly weights which levers the guide prioritizes in Section 5 of the output if base salary itself turns out to be capped.</w:t>
+        <w:t xml:space="preserve"> (optional) — e.g. “remote flexibility matters more to me than a few thousand more base.” This directly weights which levers the guide prioritizes in Section 5 of the output if base salary itself turns out to be capped.</w:t>
       </w:r>
     </w:p>
     <w:bookmarkEnd w:id="26"/>
@@ -596,13 +518,7 @@
         <w:t xml:space="preserve">Market Data Snapshot</w:t>
       </w:r>
       <w:r>
-        <w:t xml:space="preserve"> </w:t>
-      </w:r>
-      <w:r>
-        <w:t xml:space="preserve">— real, current compensation research for the role, seniority level, and location, following a specific source hierarchy rather than treating every site as equally reliable: the U.S. Bureau of Labor Statistics (bls.gov) and the current-year Robert Half Salary Guide are treated as</w:t>
-      </w:r>
-      <w:r>
-        <w:t xml:space="preserve"> </w:t>
+        <w:t xml:space="preserve"> — real, current compensation research for the role, seniority level, and location, following a specific source hierarchy rather than treating every site as equally reliable: the U.S. Bureau of Labor Statistics (bls.gov) and the current-year Robert Half Salary Guide are treated as </w:t>
       </w:r>
       <w:r>
         <w:rPr>
@@ -612,13 +528,7 @@
         <w:t xml:space="preserve">primary</w:t>
       </w:r>
       <w:r>
-        <w:t xml:space="preserve"> </w:t>
-      </w:r>
-      <w:r>
-        <w:t xml:space="preserve">sources when they cover the role, since both are methodologically transparent rather than purely self-reported. Salary.com, Payscale, SalaryExpert, and levels.fyi/Glassdoor are used as</w:t>
-      </w:r>
-      <w:r>
-        <w:t xml:space="preserve"> </w:t>
+        <w:t xml:space="preserve"> sources when they cover the role, since both are methodologically transparent rather than purely self-reported. Salary.com, Payscale, SalaryExpert, and levels.fyi/Glassdoor are used as </w:t>
       </w:r>
       <w:r>
         <w:rPr>
@@ -628,10 +538,7 @@
         <w:t xml:space="preserve">secondary, directional</w:t>
       </w:r>
       <w:r>
-        <w:t xml:space="preserve"> </w:t>
-      </w:r>
-      <w:r>
-        <w:t xml:space="preserve">data points to build a range around those primary figures, not as the sole basis for a number. Comparable job postings with disclosed ranges (increasingly required by state pay-transparency laws) are checked too — often the single most negotiation-relevant data point, since they reflect actual budget for this exact role. The guide names which source each figure came from, and flags plainly if a range leans heavily on secondary sources because primary data wasn’t available for this role. Never a guessed number presented as if it were sourced.</w:t>
+        <w:t xml:space="preserve"> data points to build a range around those primary figures, not as the sole basis for a number. Comparable job postings with disclosed ranges (increasingly required by state pay-transparency laws) are checked too — often the single most negotiation-relevant data point, since they reflect actual budget for this exact role. The guide names which source each figure came from, and flags plainly if a range leans heavily on secondary sources because primary data wasn’t available for this role. Never a guessed number presented as if it were sourced.</w:t>
       </w:r>
     </w:p>
     <w:p>
@@ -650,10 +557,7 @@
         <w:t xml:space="preserve">Company-Specific Compensation Research</w:t>
       </w:r>
       <w:r>
-        <w:t xml:space="preserve"> </w:t>
-      </w:r>
-      <w:r>
-        <w:t xml:space="preserve">— what this specific employer pays, searched directly (company-filtered Glassdoor/levels.fyi, public H-1B LCA disclosure data where applicable, Blind mentions, recent compensation-related news). This is often thinner than general market data. If nothing solid turns up, the guide says so plainly rather than quietly substituting the general market figures from Section 1.</w:t>
+        <w:t xml:space="preserve"> — what this specific employer pays, searched directly (company-filtered Glassdoor/levels.fyi, public H-1B LCA disclosure data where applicable, Blind mentions, recent compensation-related news). This is often thinner than general market data. If nothing solid turns up, the guide says so plainly rather than quietly substituting the general market figures from Section 1.</w:t>
       </w:r>
     </w:p>
     <w:p>
@@ -672,10 +576,7 @@
         <w:t xml:space="preserve">Total Compensation Translation</w:t>
       </w:r>
       <w:r>
-        <w:t xml:space="preserve"> </w:t>
-      </w:r>
-      <w:r>
-        <w:t xml:space="preserve">— every offer component (base, bonus target, equity/RSU value and vesting schedule, sign-on bonus, 401k match, benefits value, PTO, remote-work value, relocation) translated into one comparable total-comp number. If you gave a competing offer, the same translation is done for it and the two are compared directly — this comparison only happens if you actually provided one.</w:t>
+        <w:t xml:space="preserve"> — every offer component (base, bonus target, equity/RSU value and vesting schedule, sign-on bonus, 401k match, benefits value, PTO, remote-work value, relocation) translated into one comparable total-comp number. If you gave a competing offer, the same translation is done for it and the two are compared directly — this comparison only happens if you actually provided one.</w:t>
       </w:r>
     </w:p>
     <w:p>
@@ -694,10 +595,7 @@
         <w:t xml:space="preserve">Your Differentiators</w:t>
       </w:r>
       <w:r>
-        <w:t xml:space="preserve"> </w:t>
-      </w:r>
-      <w:r>
-        <w:t xml:space="preserve">— qualifications pulled only from your actual resume, framed as reasons to land above the initial number. If your resume doesn’t strongly support a differentiator that would help, the guide says so honestly rather than manufacturing one.</w:t>
+        <w:t xml:space="preserve"> — qualifications pulled only from your actual resume, framed as reasons to land above the initial number. If your resume doesn’t strongly support a differentiator that would help, the guide says so honestly rather than manufacturing one.</w:t>
       </w:r>
     </w:p>
     <w:p>
@@ -716,10 +614,7 @@
         <w:t xml:space="preserve">Negotiation Levers Beyond Base Salary</w:t>
       </w:r>
       <w:r>
-        <w:t xml:space="preserve"> </w:t>
-      </w:r>
-      <w:r>
-        <w:t xml:space="preserve">— a checklist of what else can move if base salary itself is capped: sign-on bonus, additional equity, accelerated review timeline, relocation assistance, start-date flexibility, title. Weighted toward whatever you said matters most to you.</w:t>
+        <w:t xml:space="preserve"> — a checklist of what else can move if base salary itself is capped: sign-on bonus, additional equity, accelerated review timeline, relocation assistance, start-date flexibility, title. Weighted toward whatever you said matters most to you.</w:t>
       </w:r>
     </w:p>
     <w:p>
@@ -738,10 +633,7 @@
         <w:t xml:space="preserve">The Counter — Framing Options</w:t>
       </w:r>
       <w:r>
-        <w:t xml:space="preserve"> </w:t>
-      </w:r>
-      <w:r>
-        <w:t xml:space="preserve">— 2-3 concrete phrasing options for the actual ask, tied to the real data and differentiators established above, written to sound like something a real person would say rather than a negotiation-textbook script.</w:t>
+        <w:t xml:space="preserve"> — 2-3 concrete phrasing options for the actual ask, tied to the real data and differentiators established above, written to sound like something a real person would say rather than a negotiation-textbook script.</w:t>
       </w:r>
     </w:p>
     <w:p>
@@ -760,10 +652,7 @@
         <w:t xml:space="preserve">A Written Counter-Offer Draft</w:t>
       </w:r>
       <w:r>
-        <w:t xml:space="preserve"> </w:t>
-      </w:r>
-      <w:r>
-        <w:t xml:space="preserve">— an actual email or a set of talking points for a call, grounded firmly in the real numbers and differentiators established above. Never references a competing offer, dollar figure, or qualification that wasn’t actually given.</w:t>
+        <w:t xml:space="preserve"> — an actual email or a set of talking points for a call, grounded firmly in the real numbers and differentiators established above. Never references a competing offer, dollar figure, or qualification that wasn’t actually given.</w:t>
       </w:r>
     </w:p>
     <w:p>
@@ -782,10 +671,7 @@
         <w:t xml:space="preserve">Negotiation Etiquette Notes</w:t>
       </w:r>
       <w:r>
-        <w:t xml:space="preserve"> </w:t>
-      </w:r>
-      <w:r>
-        <w:t xml:space="preserve">— practical reminders: don’t negotiate against yourself, get the final agreed number in writing before resigning anywhere else, calibrate how hard to push against how genuinely excited you are about the role, and why honesty about competing offers is strategically safer, not just the ethical baseline.</w:t>
+        <w:t xml:space="preserve"> — practical reminders: don’t negotiate against yourself, get the final agreed number in writing before resigning anywhere else, calibrate how hard to push against how genuinely excited you are about the role, and why honesty about competing offers is strategically safer, not just the ethical baseline.</w:t>
       </w:r>
     </w:p>
     <w:bookmarkEnd w:id="28"/>
@@ -795,51 +681,35 @@
         <w:pStyle w:val="Heading2"/>
       </w:pPr>
       <w:r>
-        <w:t xml:space="preserve">8. Output Format</w:t>
-      </w:r>
-    </w:p>
-    <w:p>
-      <w:pPr>
-        <w:numPr>
-          <w:ilvl w:val="0"/>
-          <w:numId w:val="1003"/>
-        </w:numPr>
-        <w:pStyle w:val="Compact"/>
-      </w:pPr>
+        <w:t xml:space="preserve">8. Output</w:t>
+      </w:r>
+    </w:p>
+    <w:p>
+      <w:pPr>
+        <w:pStyle w:val="FirstParagraph"/>
+      </w:pPr>
+      <w:r>
+        <w:t xml:space="preserve">Every guide always comes back as a </w:t>
+      </w:r>
       <w:r>
         <w:rPr>
           <w:bCs/>
           <w:b/>
         </w:rPr>
-        <w:t xml:space="preserve">Downloadable Word document</w:t>
-      </w:r>
-      <w:r>
-        <w:t xml:space="preserve"> </w:t>
-      </w:r>
-      <w:r>
-        <w:t xml:space="preserve">(default) — a reference guide you’ll want on hand during the actual negotiation call or email exchange, with a one-page Quick Reference summary (market range, total-comp translation, top framing options) at the very top.</w:t>
-      </w:r>
-    </w:p>
-    <w:p>
-      <w:pPr>
-        <w:numPr>
-          <w:ilvl w:val="0"/>
-          <w:numId w:val="1003"/>
-        </w:numPr>
-        <w:pStyle w:val="Compact"/>
-      </w:pPr>
+        <w:t xml:space="preserve">downloadable Word document (.docx)</w:t>
+      </w:r>
+      <w:r>
+        <w:t xml:space="preserve"> — there's no chat-table option anymore. It's a reference guide you'll want on hand during the actual negotiation call or email exchange, with a one-page Quick Reference summary (market range, total-comp translation, top framing options) at the very top. This requires the </w:t>
+      </w:r>
       <w:r>
         <w:rPr>
           <w:bCs/>
           <w:b/>
         </w:rPr>
-        <w:t xml:space="preserve">Table in chat</w:t>
-      </w:r>
-      <w:r>
-        <w:t xml:space="preserve"> </w:t>
-      </w:r>
-      <w:r>
-        <w:t xml:space="preserve">— the same content, presented directly in the response instead.</w:t>
+        <w:t xml:space="preserve">Code execution and file creation</w:t>
+      </w:r>
+      <w:r>
+        <w:t xml:space="preserve"> setting (Settings → Capabilities) to be on; without it, Claude will fall back to a chat response.</w:t>
       </w:r>
     </w:p>
     <w:bookmarkEnd w:id="29"/>
@@ -1033,25 +903,7 @@
               <w:jc w:val="left"/>
             </w:pPr>
             <w:r>
-              <w:t xml:space="preserve">Check how much detail you actually gave in</w:t>
-            </w:r>
-            <w:r>
-              <w:t xml:space="preserve"> </w:t>
-            </w:r>
-            <w:r>
-              <w:t xml:space="preserve">“</w:t>
-            </w:r>
-            <w:r>
-              <w:t xml:space="preserve">the offer so far</w:t>
-            </w:r>
-            <w:r>
-              <w:t xml:space="preserve">”</w:t>
-            </w:r>
-            <w:r>
-              <w:t xml:space="preserve"> </w:t>
-            </w:r>
-            <w:r>
-              <w:t xml:space="preserve">— the guide can only translate what it’s told; missing pieces (like an unspecified vesting schedule) get flagged as needing clarification from the employer rather than assumed.</w:t>
+              <w:t xml:space="preserve">Check how much detail you actually gave in “the offer so far” — the guide can only translate what it’s told; missing pieces (like an unspecified vesting schedule) get flagged as needing clarification from the employer rather than assumed.</w:t>
             </w:r>
           </w:p>
         </w:tc>
@@ -1155,25 +1007,7 @@
               <w:jc w:val="left"/>
             </w:pPr>
             <w:r>
-              <w:t xml:space="preserve">The prompt opens with an explicit</w:t>
-            </w:r>
-            <w:r>
-              <w:t xml:space="preserve"> </w:t>
-            </w:r>
-            <w:r>
-              <w:t xml:space="preserve">“</w:t>
-            </w:r>
-            <w:r>
-              <w:t xml:space="preserve">execute this directly</w:t>
-            </w:r>
-            <w:r>
-              <w:t xml:space="preserve">”</w:t>
-            </w:r>
-            <w:r>
-              <w:t xml:space="preserve"> </w:t>
-            </w:r>
-            <w:r>
-              <w:t xml:space="preserve">instruction — restate it more bluntly as a follow-up if needed.</w:t>
+              <w:t xml:space="preserve">The prompt opens with an explicit “execute this directly” instruction — restate it more bluntly as a follow-up if needed.</w:t>
             </w:r>
           </w:p>
         </w:tc>
